--- a/course-materials/helpdesk-tier3-advanced/study-packs/Module_3_Advanced_Endpoint_Security_Identity.docx
+++ b/course-materials/helpdesk-tier3-advanced/study-packs/Module_3_Advanced_Endpoint_Security_Identity.docx
@@ -2087,7 +2087,7 @@
     </w:p>
     <w:p>
       <w:r>
-        <w:t>Discipline beats heroics. NIST SP 800-61 defines a repeatable lifecycle that keeps responders calm and consistent:</w:t>
+        <w:t>Discipline beats heroics. NIST SP 800-61 defines a repeatable lifecycle that keeps responders calm and consistent (the classic Rev. 2 phase model below is still how most SOCs operate day to day; note that Rev. 3, April 2025, reframes the same activities around the CSF 2.0 functions — know both names for interviews):</w:t>
       </w:r>
     </w:p>
     <w:p>
@@ -2586,7 +2586,7 @@
         <w:pStyle w:val="ListBullet"/>
       </w:pPr>
       <w:r>
-        <w:t>NIST SP 800-61 Rev. 2 — Computer Security Incident Handling Guide — https://csrc.nist.gov/pubs/sp/800/61/r2/final</w:t>
+        <w:t>NIST SP 800-61 Rev. 3 — Incident Response Recommendations (CSF 2.0-aligned) — https://csrc.nist.gov/pubs/sp/800/61/r3/final</w:t>
       </w:r>
     </w:p>
     <w:p>
@@ -4776,7 +4776,31 @@
           <w:rFonts w:ascii="Consolas" w:hAnsi="Consolas"/>
           <w:sz w:val="18"/>
         </w:rPr>
-        <w:t xml:space="preserve">    | project Timestamp, DeviceName, AccountName, ProcessCommandLine, RemoteUrl=InitiatingProcessRemoteSessionDeviceName</w:t>
+        <w:t xml:space="preserve">    | project Timestamp, DeviceName, AccountName, ProcessCommandLine,</w:t>
+        <w:br/>
+      </w:r>
+      <w:r>
+        <w:rPr>
+          <w:rFonts w:ascii="Consolas" w:hAnsi="Consolas"/>
+          <w:sz w:val="18"/>
+        </w:rPr>
+        <w:t xml:space="preserve">        RemoteSessionDevice=InitiatingProcessRemoteSessionDeviceName</w:t>
+        <w:br/>
+      </w:r>
+      <w:r>
+        <w:rPr>
+          <w:rFonts w:ascii="Consolas" w:hAnsi="Consolas"/>
+          <w:sz w:val="18"/>
+        </w:rPr>
+        <w:t>// DeviceName is a coarse join key for this lab; in production also correlate</w:t>
+        <w:br/>
+      </w:r>
+      <w:r>
+        <w:rPr>
+          <w:rFonts w:ascii="Consolas" w:hAnsi="Consolas"/>
+          <w:sz w:val="18"/>
+        </w:rPr>
+        <w:t>// on account and a bounded time window to avoid cross-user false joins.</w:t>
         <w:br/>
       </w:r>
       <w:r>
@@ -5182,7 +5206,7 @@
         <w:pStyle w:val="ListBullet"/>
       </w:pPr>
       <w:r>
-        <w:t>NIST SP 800-61 Rev. 2 — Computer Security Incident Handling Guide — https://csrc.nist.gov/pubs/sp/800/61/r2/final</w:t>
+        <w:t>NIST SP 800-61 Rev. 3 — Incident Response Recommendations (CSF 2.0-aligned) — https://csrc.nist.gov/pubs/sp/800/61/r3/final</w:t>
       </w:r>
     </w:p>
     <w:sectPr>
